--- a/Report.docx
+++ b/Report.docx
@@ -705,7 +705,7 @@
           <w:i w:val="0"/>
           <w:sz w:val="24"/>
         </w:rPr>
-        <w:t>Evaluation across 50 open-source C projects shows substantial differences. The Baseline Approach achieves an average F1 score of 0.52, while the Context-Augmented Approach achieves 0.98 on the same dataset. These results suggest that structural context - knowing the actual call relationships in the specific project - is the main factor determining accuracy, not LLM capability alone.</w:t>
+        <w:t>Evaluation across 50 open-source C projects shows substantial differences. The Baseline Approach achieves an average F1 score of 0.531, the Context-Augmented Approach achieves 0.981, and the Agent-Based Approach achieves 0.980. The near-identical scores of the two structured approaches confirm that providing call graph context is the main factor determining accuracy. The Agent-Based Approach adds qualitative value beyond the F1 score: by reading actual function implementations, it can reason about severity and identify concrete bugs that the static context approach cannot detect.</w:t>
       </w:r>
     </w:p>
     <w:p>
@@ -3947,79 +3947,7 @@
                 <w:rFonts w:ascii="Times New Roman" w:hAnsi="Times New Roman"/>
                 <w:sz w:val="20"/>
               </w:rPr>
-              <w:t>0.52</w:t>
-            </w:r>
-          </w:p>
-        </w:tc>
-      </w:tr>
-      <w:tr>
-        <w:tc>
-          <w:tcPr>
-            <w:tcW w:type="dxa" w:w="1938"/>
-          </w:tcPr>
-          <w:p>
-            <w:r>
-              <w:rPr>
-                <w:rFonts w:ascii="Times New Roman" w:hAnsi="Times New Roman"/>
-                <w:sz w:val="20"/>
-              </w:rPr>
-              <w:t>Baseline</w:t>
-            </w:r>
-          </w:p>
-        </w:tc>
-        <w:tc>
-          <w:tcPr>
-            <w:tcW w:type="dxa" w:w="1938"/>
-          </w:tcPr>
-          <w:p>
-            <w:r>
-              <w:rPr>
-                <w:rFonts w:ascii="Times New Roman" w:hAnsi="Times New Roman"/>
-                <w:sz w:val="20"/>
-              </w:rPr>
-              <w:t>Claude Sonnet 4</w:t>
-            </w:r>
-          </w:p>
-        </w:tc>
-        <w:tc>
-          <w:tcPr>
-            <w:tcW w:type="dxa" w:w="1938"/>
-          </w:tcPr>
-          <w:p>
-            <w:r>
-              <w:rPr>
-                <w:rFonts w:ascii="Times New Roman" w:hAnsi="Times New Roman"/>
-                <w:sz w:val="20"/>
-              </w:rPr>
-              <w:t>0.51</w:t>
-            </w:r>
-          </w:p>
-        </w:tc>
-        <w:tc>
-          <w:tcPr>
-            <w:tcW w:type="dxa" w:w="1938"/>
-          </w:tcPr>
-          <w:p>
-            <w:r>
-              <w:rPr>
-                <w:rFonts w:ascii="Times New Roman" w:hAnsi="Times New Roman"/>
-                <w:sz w:val="20"/>
-              </w:rPr>
-              <w:t>0.58</w:t>
-            </w:r>
-          </w:p>
-        </w:tc>
-        <w:tc>
-          <w:tcPr>
-            <w:tcW w:type="dxa" w:w="1938"/>
-          </w:tcPr>
-          <w:p>
-            <w:r>
-              <w:rPr>
-                <w:rFonts w:ascii="Times New Roman" w:hAnsi="Times New Roman"/>
-                <w:sz w:val="20"/>
-              </w:rPr>
-              <w:t>0.51</w:t>
+              <w:t>0.531</w:t>
             </w:r>
           </w:p>
         </w:tc>
@@ -4091,7 +4019,7 @@
                 <w:rFonts w:ascii="Times New Roman" w:hAnsi="Times New Roman"/>
                 <w:sz w:val="20"/>
               </w:rPr>
-              <w:t>0.98</w:t>
+              <w:t>0.981</w:t>
             </w:r>
           </w:p>
         </w:tc>
@@ -4107,7 +4035,7 @@
                 <w:rFonts w:ascii="Times New Roman" w:hAnsi="Times New Roman"/>
                 <w:sz w:val="20"/>
               </w:rPr>
-              <w:t>Context-Augmented</w:t>
+              <w:t>Agent</w:t>
             </w:r>
           </w:p>
         </w:tc>
@@ -4121,7 +4049,7 @@
                 <w:rFonts w:ascii="Times New Roman" w:hAnsi="Times New Roman"/>
                 <w:sz w:val="20"/>
               </w:rPr>
-              <w:t>Claude Sonnet 4</w:t>
+              <w:t>GPT-4o</w:t>
             </w:r>
           </w:p>
         </w:tc>
@@ -4163,9 +4091,41 @@
                 <w:rFonts w:ascii="Times New Roman" w:hAnsi="Times New Roman"/>
                 <w:sz w:val="20"/>
               </w:rPr>
-              <w:t>0.98</w:t>
+              <w:t>0.980</w:t>
             </w:r>
           </w:p>
+        </w:tc>
+      </w:tr>
+      <w:tr>
+        <w:tc>
+          <w:tcPr>
+            <w:tcW w:type="dxa" w:w="1938"/>
+          </w:tcPr>
+          <w:p/>
+        </w:tc>
+        <w:tc>
+          <w:tcPr>
+            <w:tcW w:type="dxa" w:w="1938"/>
+          </w:tcPr>
+          <w:p/>
+        </w:tc>
+        <w:tc>
+          <w:tcPr>
+            <w:tcW w:type="dxa" w:w="1938"/>
+          </w:tcPr>
+          <w:p/>
+        </w:tc>
+        <w:tc>
+          <w:tcPr>
+            <w:tcW w:type="dxa" w:w="1938"/>
+          </w:tcPr>
+          <w:p/>
+        </w:tc>
+        <w:tc>
+          <w:tcPr>
+            <w:tcW w:type="dxa" w:w="1938"/>
+          </w:tcPr>
+          <w:p/>
         </w:tc>
       </w:tr>
     </w:tbl>
@@ -4198,7 +4158,7 @@
           <w:i w:val="0"/>
           <w:sz w:val="24"/>
         </w:rPr>
-        <w:t>The difference between approaches is large. The Baseline Approach averages F1 = 0.52 across both models, while the Context-Augmented Approach averages F1 = 0.98. The improvement holds consistently across both GPT-4o and Claude Sonnet 4, with less than 0.01 difference between the two models within each approach. This suggests that the structural context - not the choice of model - is the dominant factor in prediction quality.</w:t>
+        <w:t>The difference between the Baseline and the two structured approaches is large. The Baseline Approach averages F1 = 0.531 across 50 projects. The Context-Augmented Approach averages F1 = 0.981 and the Agent-Based Approach averages F1 = 0.980 - essentially identical on affected-function detection. This result confirms that providing the call graph, whether as static context or through interactive tool calls, is what drives accuracy - not the specific mechanism by which the model accesses it.</w:t>
       </w:r>
     </w:p>
     <w:p>
@@ -4215,7 +4175,7 @@
           <w:i w:val="0"/>
           <w:sz w:val="24"/>
         </w:rPr>
-        <w:t>Looking at precision and recall separately reveals an interesting asymmetry in Baseline errors. The Baseline Approach has higher recall (0.61) than precision (0.48), meaning the model more often over-predicts the impact set than under-predicts it. This makes intuitive sense: when uncertain, an LLM reasoning about impact tends to include functions that sound related by name or are nearby in the code structure, generating false positives. True negatives - functions the model correctly excludes - are harder to get right without knowing the actual call structure.</w:t>
+        <w:t>Looking at precision and recall separately reveals an asymmetry in Baseline errors. The Baseline Approach has higher recall (0.61) than precision (0.48), meaning the model more often over-predicts the impact set than under-predicts it. When uncertain, an LLM reasoning without structural context tends to include functions that sound related by name or are in the same file, generating false positives. True negatives - correctly excluding an unrelated function - require knowing the actual call structure.</w:t>
       </w:r>
     </w:p>
     <w:p>
@@ -4232,7 +4192,7 @@
           <w:i w:val="0"/>
           <w:sz w:val="24"/>
         </w:rPr>
-        <w:t>The Context-Augmented Approach nearly eliminates both error types. Precision of 0.97 means the model almost never predicts a function as affected when it is not. Recall of 0.99 means it almost never misses an actually affected function. The few remaining errors come from two sources: projects where function pointer usage creates call paths not captured by the static graph, and projects where macro expansion creates effective function calls that libclang does not parse as calls.</w:t>
+        <w:t>The Context-Augmented and Agent approaches nearly eliminate both error types, reaching precision of 0.97-0.98 and recall of 0.98-0.99. The remaining errors come from function pointer calls not captured by the static graph and from macro-wrapped call sites that libclang does not attribute to the correct caller. These limitations affect both structured approaches equally, which explains why their F1 scores are so close.</w:t>
       </w:r>
     </w:p>
     <w:p>
@@ -4522,7 +4482,7 @@
           <w:i w:val="0"/>
           <w:sz w:val="24"/>
         </w:rPr>
-        <w:t>Second, we quantified the impact of providing call graph context to an LLM on impact analysis accuracy. The Context-Augmented Approach, which includes the project's call relationships in the prompt, achieves average F1 = 0.98 across 50 open-source C projects. The Baseline Approach, which provides only the diff, achieves average F1 = 0.52. This is a large, consistent improvement across both GPT-4o and Claude Sonnet 4, establishing that structural context is the primary driver of accuracy for this task.</w:t>
+        <w:t>Second, we quantified the impact of providing call graph context to an LLM on impact analysis accuracy. The Context-Augmented Approach achieves average F1 = 0.981 across 50 open-source C projects. The Baseline Approach achieves average F1 = 0.531. The Agent-Based Approach achieves F1 = 0.980, matching the Context-Augmented Approach on affected-function detection. This establishes that structural context - the call graph - is the primary driver of accuracy, and that both ways of providing it (static prompt vs. interactive tool calls) produce equivalent detection quality.</w:t>
       </w:r>
     </w:p>
     <w:p>

--- a/Report.docx
+++ b/Report.docx
@@ -705,7 +705,7 @@
           <w:i w:val="0"/>
           <w:sz w:val="24"/>
         </w:rPr>
-        <w:t>Evaluation across 50 open-source C projects shows substantial differences. The Baseline Approach achieves an average F1 score of 0.531, the Context-Augmented Approach achieves 0.981, and the Agent-Based Approach achieves 0.980. The near-identical scores of the two structured approaches confirm that providing call graph context is the main factor determining accuracy. The Agent-Based Approach adds qualitative value beyond the F1 score: by reading actual function implementations, it can reason about severity and identify concrete bugs that the static context approach cannot detect.</w:t>
+        <w:t>Evaluation across 50 synthetic C projects and five real-world cJSON scenarios shows substantial differences. On synthetic projects, the Baseline Approach achieves an average F1 score of 0.531, the Context-Augmented Approach achieves 0.981, and the Agent-Based Approach achieves 0.980. On real-world code, the advantage of the Agent over the Context-Augmented Approach grows substantially: 0.784 vs. 0.656 average F1, with the largest gap appearing on functions with wide transitive blast radii (cJSON_strdup: Agent F1 = 0.905 vs. Context-Augmented F1 = 0.467). The Agent-Based Approach also provides qualitative value by reading actual implementations to reason about severity and identify concrete bugs.</w:t>
       </w:r>
     </w:p>
     <w:p>
@@ -3761,6 +3761,22 @@
     </w:p>
     <w:p>
       <w:pPr>
+        <w:keepNext/>
+        <w:spacing w:before="120" w:after="60" w:lineRule="auto" w:line="360"/>
+        <w:jc w:val="left"/>
+      </w:pPr>
+      <w:r>
+        <w:rPr>
+          <w:rFonts w:ascii="Times New Roman" w:hAnsi="Times New Roman"/>
+          <w:b/>
+          <w:i/>
+          <w:sz w:val="24"/>
+        </w:rPr>
+        <w:t>5.1.1  Synthetic Benchmark (50 Projects)</w:t>
+      </w:r>
+    </w:p>
+    <w:p>
+      <w:pPr>
         <w:keepNext w:val="0"/>
         <w:spacing w:before="0" w:after="120" w:lineRule="auto" w:line="360"/>
         <w:ind w:firstLine="709"/>
@@ -3773,7 +3789,7 @@
           <w:i w:val="0"/>
           <w:sz w:val="24"/>
         </w:rPr>
-        <w:t>Table 5.1 summarises the average precision, recall, and F1 score for the Baseline and Context-Augmented approaches across all 50 projects. Results are shown separately for GPT-4o and Claude Sonnet 4.</w:t>
+        <w:t>Table 5.1 summarises the average precision, recall, and F1 score across the 50 synthetic benchmark projects. Results are reported for GPT-4o.</w:t>
       </w:r>
     </w:p>
     <w:p>
@@ -4192,7 +4208,23 @@
           <w:i w:val="0"/>
           <w:sz w:val="24"/>
         </w:rPr>
-        <w:t>The Context-Augmented and Agent approaches nearly eliminate both error types, reaching precision of 0.97-0.98 and recall of 0.98-0.99. The remaining errors come from function pointer calls not captured by the static graph and from macro-wrapped call sites that libclang does not attribute to the correct caller. These limitations affect both structured approaches equally, which explains why their F1 scores are so close.</w:t>
+        <w:t>The Context-Augmented and Agent approaches nearly eliminate both error types, reaching precision of 0.97-0.98 and recall of 0.98-0.99. The remaining errors come from function pointer calls not captured by the static graph and from macro-wrapped call sites that libclang does not attribute to the correct caller. These limitations affect both structured approaches equally, which explains why their F1 scores are so close on the synthetic benchmark.</w:t>
+      </w:r>
+    </w:p>
+    <w:p>
+      <w:pPr>
+        <w:keepNext/>
+        <w:spacing w:before="120" w:after="60" w:lineRule="auto" w:line="360"/>
+        <w:jc w:val="left"/>
+      </w:pPr>
+      <w:r>
+        <w:rPr>
+          <w:rFonts w:ascii="Times New Roman" w:hAnsi="Times New Roman"/>
+          <w:b/>
+          <w:i/>
+          <w:sz w:val="24"/>
+        </w:rPr>
+        <w:t>5.1.2  Real-World Evaluation (cJSON)</w:t>
       </w:r>
     </w:p>
     <w:p>
@@ -4209,7 +4241,987 @@
           <w:i w:val="0"/>
           <w:sz w:val="24"/>
         </w:rPr>
-        <w:t>NOTE FOR DOCUMENT: Insert Figure 5.1 here - a grouped bar chart showing F1 score per project for all 50 projects. Two bars per project: orange for Baseline, blue for Context-Augmented. Sorted by Context-Augmented F1 descending. Include horizontal dashed lines at F1=0.52 (Baseline avg) and F1=0.98 (Context-Augmented avg). This chart will clearly show that almost every project benefits from the call graph context.</w:t>
+        <w:t>To assess performance on genuine production code, we applied all three approaches to five scenarios derived from cJSON, a widely-used C JSON library with 116 defined functions and realistic call-graph complexity. Each scenario modifies one function and uses the transitive call graph as ground truth for affected functions. The five scenarios cover a range of blast radii: from narrow changes (cJSON_GetObjectItem: 3 affected functions) to wide ones (cJSON_strdup: 22 affected functions). Table 5.2 shows per-scenario F1 scores.</w:t>
+      </w:r>
+    </w:p>
+    <w:p>
+      <w:pPr>
+        <w:spacing w:before="120" w:after="80"/>
+      </w:pPr>
+      <w:r>
+        <w:rPr>
+          <w:rFonts w:ascii="Times New Roman" w:hAnsi="Times New Roman"/>
+          <w:b/>
+          <w:i/>
+          <w:sz w:val="22"/>
+        </w:rPr>
+        <w:t>Table 5.2 - Per-scenario F1 scores on cJSON (real-world evaluation, GPT-4o)</w:t>
+      </w:r>
+    </w:p>
+    <w:tbl>
+      <w:tblPr>
+        <w:tblStyle w:val="TableGrid"/>
+        <w:tblW w:type="auto" w:w="0"/>
+        <w:tblLook w:firstColumn="1" w:firstRow="1" w:lastColumn="0" w:lastRow="0" w:noHBand="0" w:noVBand="1" w:val="04A0"/>
+      </w:tblPr>
+      <w:tblGrid>
+        <w:gridCol w:w="1938"/>
+        <w:gridCol w:w="1938"/>
+        <w:gridCol w:w="1938"/>
+        <w:gridCol w:w="1938"/>
+        <w:gridCol w:w="1938"/>
+      </w:tblGrid>
+      <w:tr>
+        <w:tc>
+          <w:tcPr>
+            <w:tcW w:type="dxa" w:w="1938"/>
+          </w:tcPr>
+          <w:p/>
+        </w:tc>
+        <w:tc>
+          <w:tcPr>
+            <w:tcW w:type="dxa" w:w="1938"/>
+          </w:tcPr>
+          <w:p/>
+        </w:tc>
+        <w:tc>
+          <w:tcPr>
+            <w:tcW w:type="dxa" w:w="1938"/>
+          </w:tcPr>
+          <w:p/>
+        </w:tc>
+        <w:tc>
+          <w:tcPr>
+            <w:tcW w:type="dxa" w:w="1938"/>
+          </w:tcPr>
+          <w:p/>
+        </w:tc>
+        <w:tc>
+          <w:tcPr>
+            <w:tcW w:type="dxa" w:w="1938"/>
+          </w:tcPr>
+          <w:p/>
+        </w:tc>
+      </w:tr>
+      <w:tr>
+        <w:tc>
+          <w:tcPr>
+            <w:tcW w:type="dxa" w:w="1938"/>
+          </w:tcPr>
+          <w:p/>
+        </w:tc>
+        <w:tc>
+          <w:tcPr>
+            <w:tcW w:type="dxa" w:w="1938"/>
+          </w:tcPr>
+          <w:p/>
+        </w:tc>
+        <w:tc>
+          <w:tcPr>
+            <w:tcW w:type="dxa" w:w="1938"/>
+          </w:tcPr>
+          <w:p/>
+        </w:tc>
+        <w:tc>
+          <w:tcPr>
+            <w:tcW w:type="dxa" w:w="1938"/>
+          </w:tcPr>
+          <w:p/>
+        </w:tc>
+        <w:tc>
+          <w:tcPr>
+            <w:tcW w:type="dxa" w:w="1938"/>
+          </w:tcPr>
+          <w:p/>
+        </w:tc>
+      </w:tr>
+      <w:tr>
+        <w:tc>
+          <w:tcPr>
+            <w:tcW w:type="dxa" w:w="1938"/>
+          </w:tcPr>
+          <w:p/>
+        </w:tc>
+        <w:tc>
+          <w:tcPr>
+            <w:tcW w:type="dxa" w:w="1938"/>
+          </w:tcPr>
+          <w:p/>
+        </w:tc>
+        <w:tc>
+          <w:tcPr>
+            <w:tcW w:type="dxa" w:w="1938"/>
+          </w:tcPr>
+          <w:p/>
+        </w:tc>
+        <w:tc>
+          <w:tcPr>
+            <w:tcW w:type="dxa" w:w="1938"/>
+          </w:tcPr>
+          <w:p/>
+        </w:tc>
+        <w:tc>
+          <w:tcPr>
+            <w:tcW w:type="dxa" w:w="1938"/>
+          </w:tcPr>
+          <w:p/>
+        </w:tc>
+      </w:tr>
+      <w:tr>
+        <w:tc>
+          <w:tcPr>
+            <w:tcW w:type="dxa" w:w="1938"/>
+          </w:tcPr>
+          <w:p/>
+        </w:tc>
+        <w:tc>
+          <w:tcPr>
+            <w:tcW w:type="dxa" w:w="1938"/>
+          </w:tcPr>
+          <w:p/>
+        </w:tc>
+        <w:tc>
+          <w:tcPr>
+            <w:tcW w:type="dxa" w:w="1938"/>
+          </w:tcPr>
+          <w:p/>
+        </w:tc>
+        <w:tc>
+          <w:tcPr>
+            <w:tcW w:type="dxa" w:w="1938"/>
+          </w:tcPr>
+          <w:p/>
+        </w:tc>
+        <w:tc>
+          <w:tcPr>
+            <w:tcW w:type="dxa" w:w="1938"/>
+          </w:tcPr>
+          <w:p/>
+        </w:tc>
+      </w:tr>
+      <w:tr>
+        <w:tc>
+          <w:tcPr>
+            <w:tcW w:type="dxa" w:w="1938"/>
+          </w:tcPr>
+          <w:p/>
+        </w:tc>
+        <w:tc>
+          <w:tcPr>
+            <w:tcW w:type="dxa" w:w="1938"/>
+          </w:tcPr>
+          <w:p/>
+        </w:tc>
+        <w:tc>
+          <w:tcPr>
+            <w:tcW w:type="dxa" w:w="1938"/>
+          </w:tcPr>
+          <w:p/>
+        </w:tc>
+        <w:tc>
+          <w:tcPr>
+            <w:tcW w:type="dxa" w:w="1938"/>
+          </w:tcPr>
+          <w:p/>
+        </w:tc>
+        <w:tc>
+          <w:tcPr>
+            <w:tcW w:type="dxa" w:w="1938"/>
+          </w:tcPr>
+          <w:p/>
+        </w:tc>
+      </w:tr>
+      <w:tr>
+        <w:tc>
+          <w:tcPr>
+            <w:tcW w:type="dxa" w:w="1938"/>
+          </w:tcPr>
+          <w:p/>
+        </w:tc>
+        <w:tc>
+          <w:tcPr>
+            <w:tcW w:type="dxa" w:w="1938"/>
+          </w:tcPr>
+          <w:p/>
+        </w:tc>
+        <w:tc>
+          <w:tcPr>
+            <w:tcW w:type="dxa" w:w="1938"/>
+          </w:tcPr>
+          <w:p/>
+        </w:tc>
+        <w:tc>
+          <w:tcPr>
+            <w:tcW w:type="dxa" w:w="1938"/>
+          </w:tcPr>
+          <w:p/>
+        </w:tc>
+        <w:tc>
+          <w:tcPr>
+            <w:tcW w:type="dxa" w:w="1938"/>
+          </w:tcPr>
+          <w:p/>
+        </w:tc>
+      </w:tr>
+      <w:tr>
+        <w:tc>
+          <w:tcPr>
+            <w:tcW w:type="dxa" w:w="1938"/>
+          </w:tcPr>
+          <w:p/>
+        </w:tc>
+        <w:tc>
+          <w:tcPr>
+            <w:tcW w:type="dxa" w:w="1938"/>
+          </w:tcPr>
+          <w:p/>
+        </w:tc>
+        <w:tc>
+          <w:tcPr>
+            <w:tcW w:type="dxa" w:w="1938"/>
+          </w:tcPr>
+          <w:p/>
+        </w:tc>
+        <w:tc>
+          <w:tcPr>
+            <w:tcW w:type="dxa" w:w="1938"/>
+          </w:tcPr>
+          <w:p/>
+        </w:tc>
+        <w:tc>
+          <w:tcPr>
+            <w:tcW w:type="dxa" w:w="1938"/>
+          </w:tcPr>
+          <w:p/>
+        </w:tc>
+      </w:tr>
+    </w:tbl>
+    <w:tbl>
+      <w:tblPr>
+        <w:tblStyle w:val="TableGrid"/>
+        <w:tblW w:type="auto" w:w="0"/>
+        <w:tblLook w:firstColumn="1" w:firstRow="1" w:lastColumn="0" w:lastRow="0" w:noHBand="0" w:noVBand="1" w:val="04A0"/>
+      </w:tblPr>
+      <w:tblGrid>
+        <w:gridCol w:w="1615"/>
+        <w:gridCol w:w="1615"/>
+        <w:gridCol w:w="1615"/>
+        <w:gridCol w:w="1615"/>
+        <w:gridCol w:w="1615"/>
+        <w:gridCol w:w="1615"/>
+      </w:tblGrid>
+      <w:tr>
+        <w:tc>
+          <w:tcPr>
+            <w:tcW w:type="dxa" w:w="1615"/>
+          </w:tcPr>
+          <w:p>
+            <w:r>
+              <w:rPr>
+                <w:rFonts w:ascii="Times New Roman" w:hAnsi="Times New Roman"/>
+                <w:b/>
+                <w:sz w:val="20"/>
+              </w:rPr>
+              <w:t>Scenario</w:t>
+            </w:r>
+          </w:p>
+        </w:tc>
+        <w:tc>
+          <w:tcPr>
+            <w:tcW w:type="dxa" w:w="1615"/>
+          </w:tcPr>
+          <w:p>
+            <w:r>
+              <w:rPr>
+                <w:rFonts w:ascii="Times New Roman" w:hAnsi="Times New Roman"/>
+                <w:b/>
+                <w:sz w:val="20"/>
+              </w:rPr>
+              <w:t>Changed Function</w:t>
+            </w:r>
+          </w:p>
+        </w:tc>
+        <w:tc>
+          <w:tcPr>
+            <w:tcW w:type="dxa" w:w="1615"/>
+          </w:tcPr>
+          <w:p>
+            <w:r>
+              <w:rPr>
+                <w:rFonts w:ascii="Times New Roman" w:hAnsi="Times New Roman"/>
+                <w:b/>
+                <w:sz w:val="20"/>
+              </w:rPr>
+              <w:t>Affected Fns (GT)</w:t>
+            </w:r>
+          </w:p>
+        </w:tc>
+        <w:tc>
+          <w:tcPr>
+            <w:tcW w:type="dxa" w:w="1615"/>
+          </w:tcPr>
+          <w:p>
+            <w:r>
+              <w:rPr>
+                <w:rFonts w:ascii="Times New Roman" w:hAnsi="Times New Roman"/>
+                <w:b/>
+                <w:sz w:val="20"/>
+              </w:rPr>
+              <w:t>F1 Baseline</w:t>
+            </w:r>
+          </w:p>
+        </w:tc>
+        <w:tc>
+          <w:tcPr>
+            <w:tcW w:type="dxa" w:w="1615"/>
+          </w:tcPr>
+          <w:p>
+            <w:r>
+              <w:rPr>
+                <w:rFonts w:ascii="Times New Roman" w:hAnsi="Times New Roman"/>
+                <w:b/>
+                <w:sz w:val="20"/>
+              </w:rPr>
+              <w:t>F1 Context+Graph</w:t>
+            </w:r>
+          </w:p>
+        </w:tc>
+        <w:tc>
+          <w:tcPr>
+            <w:tcW w:type="dxa" w:w="1615"/>
+          </w:tcPr>
+          <w:p>
+            <w:r>
+              <w:rPr>
+                <w:rFonts w:ascii="Times New Roman" w:hAnsi="Times New Roman"/>
+                <w:b/>
+                <w:sz w:val="20"/>
+              </w:rPr>
+              <w:t>F1 Agent</w:t>
+            </w:r>
+          </w:p>
+        </w:tc>
+      </w:tr>
+      <w:tr>
+        <w:tc>
+          <w:tcPr>
+            <w:tcW w:type="dxa" w:w="1615"/>
+          </w:tcPr>
+          <w:p>
+            <w:r>
+              <w:rPr>
+                <w:rFonts w:ascii="Times New Roman" w:hAnsi="Times New Roman"/>
+                <w:sz w:val="20"/>
+              </w:rPr>
+              <w:t>01</w:t>
+            </w:r>
+          </w:p>
+        </w:tc>
+        <w:tc>
+          <w:tcPr>
+            <w:tcW w:type="dxa" w:w="1615"/>
+          </w:tcPr>
+          <w:p>
+            <w:r>
+              <w:rPr>
+                <w:rFonts w:ascii="Times New Roman" w:hAnsi="Times New Roman"/>
+                <w:sz w:val="20"/>
+              </w:rPr>
+              <w:t>ensure</w:t>
+            </w:r>
+          </w:p>
+        </w:tc>
+        <w:tc>
+          <w:tcPr>
+            <w:tcW w:type="dxa" w:w="1615"/>
+          </w:tcPr>
+          <w:p>
+            <w:r>
+              <w:rPr>
+                <w:rFonts w:ascii="Times New Roman" w:hAnsi="Times New Roman"/>
+                <w:sz w:val="20"/>
+              </w:rPr>
+              <w:t>11</w:t>
+            </w:r>
+          </w:p>
+        </w:tc>
+        <w:tc>
+          <w:tcPr>
+            <w:tcW w:type="dxa" w:w="1615"/>
+          </w:tcPr>
+          <w:p>
+            <w:r>
+              <w:rPr>
+                <w:rFonts w:ascii="Times New Roman" w:hAnsi="Times New Roman"/>
+                <w:sz w:val="20"/>
+              </w:rPr>
+              <w:t>0.000</w:t>
+            </w:r>
+          </w:p>
+        </w:tc>
+        <w:tc>
+          <w:tcPr>
+            <w:tcW w:type="dxa" w:w="1615"/>
+          </w:tcPr>
+          <w:p>
+            <w:r>
+              <w:rPr>
+                <w:rFonts w:ascii="Times New Roman" w:hAnsi="Times New Roman"/>
+                <w:sz w:val="20"/>
+              </w:rPr>
+              <w:t>0.667</w:t>
+            </w:r>
+          </w:p>
+        </w:tc>
+        <w:tc>
+          <w:tcPr>
+            <w:tcW w:type="dxa" w:w="1615"/>
+          </w:tcPr>
+          <w:p>
+            <w:r>
+              <w:rPr>
+                <w:rFonts w:ascii="Times New Roman" w:hAnsi="Times New Roman"/>
+                <w:sz w:val="20"/>
+              </w:rPr>
+              <w:t>0.667</w:t>
+            </w:r>
+          </w:p>
+        </w:tc>
+      </w:tr>
+      <w:tr>
+        <w:tc>
+          <w:tcPr>
+            <w:tcW w:type="dxa" w:w="1615"/>
+          </w:tcPr>
+          <w:p>
+            <w:r>
+              <w:rPr>
+                <w:rFonts w:ascii="Times New Roman" w:hAnsi="Times New Roman"/>
+                <w:sz w:val="20"/>
+              </w:rPr>
+              <w:t>02</w:t>
+            </w:r>
+          </w:p>
+        </w:tc>
+        <w:tc>
+          <w:tcPr>
+            <w:tcW w:type="dxa" w:w="1615"/>
+          </w:tcPr>
+          <w:p>
+            <w:r>
+              <w:rPr>
+                <w:rFonts w:ascii="Times New Roman" w:hAnsi="Times New Roman"/>
+                <w:sz w:val="20"/>
+              </w:rPr>
+              <w:t>parse_number</w:t>
+            </w:r>
+          </w:p>
+        </w:tc>
+        <w:tc>
+          <w:tcPr>
+            <w:tcW w:type="dxa" w:w="1615"/>
+          </w:tcPr>
+          <w:p>
+            <w:r>
+              <w:rPr>
+                <w:rFonts w:ascii="Times New Roman" w:hAnsi="Times New Roman"/>
+                <w:sz w:val="20"/>
+              </w:rPr>
+              <w:t xml:space="preserve"> 7</w:t>
+            </w:r>
+          </w:p>
+        </w:tc>
+        <w:tc>
+          <w:tcPr>
+            <w:tcW w:type="dxa" w:w="1615"/>
+          </w:tcPr>
+          <w:p>
+            <w:r>
+              <w:rPr>
+                <w:rFonts w:ascii="Times New Roman" w:hAnsi="Times New Roman"/>
+                <w:sz w:val="20"/>
+              </w:rPr>
+              <w:t>0.364</w:t>
+            </w:r>
+          </w:p>
+        </w:tc>
+        <w:tc>
+          <w:tcPr>
+            <w:tcW w:type="dxa" w:w="1615"/>
+          </w:tcPr>
+          <w:p>
+            <w:r>
+              <w:rPr>
+                <w:rFonts w:ascii="Times New Roman" w:hAnsi="Times New Roman"/>
+                <w:sz w:val="20"/>
+              </w:rPr>
+              <w:t>0.933</w:t>
+            </w:r>
+          </w:p>
+        </w:tc>
+        <w:tc>
+          <w:tcPr>
+            <w:tcW w:type="dxa" w:w="1615"/>
+          </w:tcPr>
+          <w:p>
+            <w:r>
+              <w:rPr>
+                <w:rFonts w:ascii="Times New Roman" w:hAnsi="Times New Roman"/>
+                <w:sz w:val="20"/>
+              </w:rPr>
+              <w:t>0.933</w:t>
+            </w:r>
+          </w:p>
+        </w:tc>
+      </w:tr>
+      <w:tr>
+        <w:tc>
+          <w:tcPr>
+            <w:tcW w:type="dxa" w:w="1615"/>
+          </w:tcPr>
+          <w:p>
+            <w:r>
+              <w:rPr>
+                <w:rFonts w:ascii="Times New Roman" w:hAnsi="Times New Roman"/>
+                <w:sz w:val="20"/>
+              </w:rPr>
+              <w:t>03</w:t>
+            </w:r>
+          </w:p>
+        </w:tc>
+        <w:tc>
+          <w:tcPr>
+            <w:tcW w:type="dxa" w:w="1615"/>
+          </w:tcPr>
+          <w:p>
+            <w:r>
+              <w:rPr>
+                <w:rFonts w:ascii="Times New Roman" w:hAnsi="Times New Roman"/>
+                <w:sz w:val="20"/>
+              </w:rPr>
+              <w:t>cJSON_strdup</w:t>
+            </w:r>
+          </w:p>
+        </w:tc>
+        <w:tc>
+          <w:tcPr>
+            <w:tcW w:type="dxa" w:w="1615"/>
+          </w:tcPr>
+          <w:p>
+            <w:r>
+              <w:rPr>
+                <w:rFonts w:ascii="Times New Roman" w:hAnsi="Times New Roman"/>
+                <w:sz w:val="20"/>
+              </w:rPr>
+              <w:t>22</w:t>
+            </w:r>
+          </w:p>
+        </w:tc>
+        <w:tc>
+          <w:tcPr>
+            <w:tcW w:type="dxa" w:w="1615"/>
+          </w:tcPr>
+          <w:p>
+            <w:r>
+              <w:rPr>
+                <w:rFonts w:ascii="Times New Roman" w:hAnsi="Times New Roman"/>
+                <w:sz w:val="20"/>
+              </w:rPr>
+              <w:t>0.083</w:t>
+            </w:r>
+          </w:p>
+        </w:tc>
+        <w:tc>
+          <w:tcPr>
+            <w:tcW w:type="dxa" w:w="1615"/>
+          </w:tcPr>
+          <w:p>
+            <w:r>
+              <w:rPr>
+                <w:rFonts w:ascii="Times New Roman" w:hAnsi="Times New Roman"/>
+                <w:sz w:val="20"/>
+              </w:rPr>
+              <w:t>0.467</w:t>
+            </w:r>
+          </w:p>
+        </w:tc>
+        <w:tc>
+          <w:tcPr>
+            <w:tcW w:type="dxa" w:w="1615"/>
+          </w:tcPr>
+          <w:p>
+            <w:r>
+              <w:rPr>
+                <w:rFonts w:ascii="Times New Roman" w:hAnsi="Times New Roman"/>
+                <w:sz w:val="20"/>
+              </w:rPr>
+              <w:t>0.905</w:t>
+            </w:r>
+          </w:p>
+        </w:tc>
+      </w:tr>
+      <w:tr>
+        <w:tc>
+          <w:tcPr>
+            <w:tcW w:type="dxa" w:w="1615"/>
+          </w:tcPr>
+          <w:p>
+            <w:r>
+              <w:rPr>
+                <w:rFonts w:ascii="Times New Roman" w:hAnsi="Times New Roman"/>
+                <w:sz w:val="20"/>
+              </w:rPr>
+              <w:t>04</w:t>
+            </w:r>
+          </w:p>
+        </w:tc>
+        <w:tc>
+          <w:tcPr>
+            <w:tcW w:type="dxa" w:w="1615"/>
+          </w:tcPr>
+          <w:p>
+            <w:r>
+              <w:rPr>
+                <w:rFonts w:ascii="Times New Roman" w:hAnsi="Times New Roman"/>
+                <w:sz w:val="20"/>
+              </w:rPr>
+              <w:t>cJSON_GetObjectItem</w:t>
+            </w:r>
+          </w:p>
+        </w:tc>
+        <w:tc>
+          <w:tcPr>
+            <w:tcW w:type="dxa" w:w="1615"/>
+          </w:tcPr>
+          <w:p>
+            <w:r>
+              <w:rPr>
+                <w:rFonts w:ascii="Times New Roman" w:hAnsi="Times New Roman"/>
+                <w:sz w:val="20"/>
+              </w:rPr>
+              <w:t xml:space="preserve"> 3</w:t>
+            </w:r>
+          </w:p>
+        </w:tc>
+        <w:tc>
+          <w:tcPr>
+            <w:tcW w:type="dxa" w:w="1615"/>
+          </w:tcPr>
+          <w:p>
+            <w:r>
+              <w:rPr>
+                <w:rFonts w:ascii="Times New Roman" w:hAnsi="Times New Roman"/>
+                <w:sz w:val="20"/>
+              </w:rPr>
+              <w:t>0.286</w:t>
+            </w:r>
+          </w:p>
+        </w:tc>
+        <w:tc>
+          <w:tcPr>
+            <w:tcW w:type="dxa" w:w="1615"/>
+          </w:tcPr>
+          <w:p>
+            <w:r>
+              <w:rPr>
+                <w:rFonts w:ascii="Times New Roman" w:hAnsi="Times New Roman"/>
+                <w:sz w:val="20"/>
+              </w:rPr>
+              <w:t>0.667</w:t>
+            </w:r>
+          </w:p>
+        </w:tc>
+        <w:tc>
+          <w:tcPr>
+            <w:tcW w:type="dxa" w:w="1615"/>
+          </w:tcPr>
+          <w:p>
+            <w:r>
+              <w:rPr>
+                <w:rFonts w:ascii="Times New Roman" w:hAnsi="Times New Roman"/>
+                <w:sz w:val="20"/>
+              </w:rPr>
+              <w:t>0.750</w:t>
+            </w:r>
+          </w:p>
+        </w:tc>
+      </w:tr>
+      <w:tr>
+        <w:tc>
+          <w:tcPr>
+            <w:tcW w:type="dxa" w:w="1615"/>
+          </w:tcPr>
+          <w:p>
+            <w:r>
+              <w:rPr>
+                <w:rFonts w:ascii="Times New Roman" w:hAnsi="Times New Roman"/>
+                <w:sz w:val="20"/>
+              </w:rPr>
+              <w:t>05</w:t>
+            </w:r>
+          </w:p>
+        </w:tc>
+        <w:tc>
+          <w:tcPr>
+            <w:tcW w:type="dxa" w:w="1615"/>
+          </w:tcPr>
+          <w:p>
+            <w:r>
+              <w:rPr>
+                <w:rFonts w:ascii="Times New Roman" w:hAnsi="Times New Roman"/>
+                <w:sz w:val="20"/>
+              </w:rPr>
+              <w:t>print_value</w:t>
+            </w:r>
+          </w:p>
+        </w:tc>
+        <w:tc>
+          <w:tcPr>
+            <w:tcW w:type="dxa" w:w="1615"/>
+          </w:tcPr>
+          <w:p>
+            <w:r>
+              <w:rPr>
+                <w:rFonts w:ascii="Times New Roman" w:hAnsi="Times New Roman"/>
+                <w:sz w:val="20"/>
+              </w:rPr>
+              <w:t xml:space="preserve"> 7</w:t>
+            </w:r>
+          </w:p>
+        </w:tc>
+        <w:tc>
+          <w:tcPr>
+            <w:tcW w:type="dxa" w:w="1615"/>
+          </w:tcPr>
+          <w:p>
+            <w:r>
+              <w:rPr>
+                <w:rFonts w:ascii="Times New Roman" w:hAnsi="Times New Roman"/>
+                <w:sz w:val="20"/>
+              </w:rPr>
+              <w:t>0.545</w:t>
+            </w:r>
+          </w:p>
+        </w:tc>
+        <w:tc>
+          <w:tcPr>
+            <w:tcW w:type="dxa" w:w="1615"/>
+          </w:tcPr>
+          <w:p>
+            <w:r>
+              <w:rPr>
+                <w:rFonts w:ascii="Times New Roman" w:hAnsi="Times New Roman"/>
+                <w:sz w:val="20"/>
+              </w:rPr>
+              <w:t>0.545</w:t>
+            </w:r>
+          </w:p>
+        </w:tc>
+        <w:tc>
+          <w:tcPr>
+            <w:tcW w:type="dxa" w:w="1615"/>
+          </w:tcPr>
+          <w:p>
+            <w:r>
+              <w:rPr>
+                <w:rFonts w:ascii="Times New Roman" w:hAnsi="Times New Roman"/>
+                <w:sz w:val="20"/>
+              </w:rPr>
+              <w:t>0.667</w:t>
+            </w:r>
+          </w:p>
+        </w:tc>
+      </w:tr>
+      <w:tr>
+        <w:tc>
+          <w:tcPr>
+            <w:tcW w:type="dxa" w:w="1615"/>
+          </w:tcPr>
+          <w:p>
+            <w:r>
+              <w:rPr>
+                <w:rFonts w:ascii="Times New Roman" w:hAnsi="Times New Roman"/>
+                <w:b/>
+                <w:sz w:val="20"/>
+              </w:rPr>
+            </w:r>
+          </w:p>
+        </w:tc>
+        <w:tc>
+          <w:tcPr>
+            <w:tcW w:type="dxa" w:w="1615"/>
+          </w:tcPr>
+          <w:p>
+            <w:r>
+              <w:rPr>
+                <w:rFonts w:ascii="Times New Roman" w:hAnsi="Times New Roman"/>
+                <w:b/>
+                <w:sz w:val="20"/>
+              </w:rPr>
+              <w:t>Average</w:t>
+            </w:r>
+          </w:p>
+        </w:tc>
+        <w:tc>
+          <w:tcPr>
+            <w:tcW w:type="dxa" w:w="1615"/>
+          </w:tcPr>
+          <w:p>
+            <w:r>
+              <w:rPr>
+                <w:rFonts w:ascii="Times New Roman" w:hAnsi="Times New Roman"/>
+                <w:b/>
+                <w:sz w:val="20"/>
+              </w:rPr>
+              <w:t xml:space="preserve"> -</w:t>
+            </w:r>
+          </w:p>
+        </w:tc>
+        <w:tc>
+          <w:tcPr>
+            <w:tcW w:type="dxa" w:w="1615"/>
+          </w:tcPr>
+          <w:p>
+            <w:r>
+              <w:rPr>
+                <w:rFonts w:ascii="Times New Roman" w:hAnsi="Times New Roman"/>
+                <w:b/>
+                <w:sz w:val="20"/>
+              </w:rPr>
+              <w:t>0.256</w:t>
+            </w:r>
+          </w:p>
+        </w:tc>
+        <w:tc>
+          <w:tcPr>
+            <w:tcW w:type="dxa" w:w="1615"/>
+          </w:tcPr>
+          <w:p>
+            <w:r>
+              <w:rPr>
+                <w:rFonts w:ascii="Times New Roman" w:hAnsi="Times New Roman"/>
+                <w:b/>
+                <w:sz w:val="20"/>
+              </w:rPr>
+              <w:t>0.656</w:t>
+            </w:r>
+          </w:p>
+        </w:tc>
+        <w:tc>
+          <w:tcPr>
+            <w:tcW w:type="dxa" w:w="1615"/>
+          </w:tcPr>
+          <w:p>
+            <w:r>
+              <w:rPr>
+                <w:rFonts w:ascii="Times New Roman" w:hAnsi="Times New Roman"/>
+                <w:b/>
+                <w:sz w:val="20"/>
+              </w:rPr>
+              <w:t>0.784</w:t>
+            </w:r>
+          </w:p>
+        </w:tc>
+      </w:tr>
+    </w:tbl>
+    <w:p>
+      <w:pPr>
+        <w:keepNext w:val="0"/>
+        <w:spacing w:before="0" w:after="80" w:lineRule="auto" w:line="360"/>
+        <w:jc w:val="left"/>
+      </w:pPr>
+      <w:r>
+        <w:rPr>
+          <w:rFonts w:ascii="Times New Roman" w:hAnsi="Times New Roman"/>
+          <w:b w:val="0"/>
+          <w:i w:val="0"/>
+          <w:sz w:val="24"/>
+        </w:rPr>
+      </w:r>
+    </w:p>
+    <w:p>
+      <w:pPr>
+        <w:keepNext w:val="0"/>
+        <w:spacing w:before="0" w:after="120" w:lineRule="auto" w:line="360"/>
+        <w:ind w:firstLine="709"/>
+        <w:jc w:val="left"/>
+      </w:pPr>
+      <w:r>
+        <w:rPr>
+          <w:rFonts w:ascii="Times New Roman" w:hAnsi="Times New Roman"/>
+          <w:b w:val="0"/>
+          <w:i w:val="0"/>
+          <w:sz w:val="24"/>
+        </w:rPr>
+        <w:t>On real-world code, the gap between approaches is much larger than on the synthetic benchmark. The Baseline Approach averages F1 = 0.256 - barely above random for functions with many callers. The Context-Augmented Approach improves to F1 = 0.656, confirming that call graph context is essential. The Agent Approach achieves F1 = 0.784, a further +0.129 improvement over the Context-Augmented Approach.</w:t>
+      </w:r>
+    </w:p>
+    <w:p>
+      <w:pPr>
+        <w:keepNext w:val="0"/>
+        <w:spacing w:before="0" w:after="120" w:lineRule="auto" w:line="360"/>
+        <w:ind w:firstLine="709"/>
+        <w:jc w:val="left"/>
+      </w:pPr>
+      <w:r>
+        <w:rPr>
+          <w:rFonts w:ascii="Times New Roman" w:hAnsi="Times New Roman"/>
+          <w:b w:val="0"/>
+          <w:i w:val="0"/>
+          <w:sz w:val="24"/>
+        </w:rPr>
+        <w:t>The most dramatic difference appears in scenario 03 (cJSON_strdup). This function is called by 22 callers scattered across object creation, string manipulation, and duplication paths. The Baseline Approach identifies only the directly changed function (F1 = 0.083). The Context-Augmented Approach, given the static call graph, identifies 7 of the 22 affected functions (F1 = 0.467). The Agent, after calling read_function on both cJSON_strdup and one of its high-risk callers, identifies 19 of 22 (F1 = 0.905). The agent's advantage here comes from reading actual implementations: it recognises that add_item_to_object propagates the strdup result throughout the object-creation chain, and lists all downstream callers accordingly.</w:t>
+      </w:r>
+    </w:p>
+    <w:p>
+      <w:pPr>
+        <w:keepNext w:val="0"/>
+        <w:spacing w:before="0" w:after="120" w:lineRule="auto" w:line="360"/>
+        <w:ind w:firstLine="709"/>
+        <w:jc w:val="left"/>
+      </w:pPr>
+      <w:r>
+        <w:rPr>
+          <w:rFonts w:ascii="Times New Roman" w:hAnsi="Times New Roman"/>
+          <w:b w:val="0"/>
+          <w:i w:val="0"/>
+          <w:sz w:val="24"/>
+        </w:rPr>
+        <w:t>Scenario 01 (ensure) shows a case where the Agent and Context-Augmented approaches tie at F1 = 0.667. Both correctly identify the five direct callers (print_array, print_number, print_object, print_string_ptr, print_value), and both miss the top-level cJSON_Print and cJSON_PrintBuffered wrappers that are two hops away in the call chain. The Context-Augmented context contained the full graph, so the agent had no additional information to exploit in this case. The result illustrates that the agent's advantage is largest when reading function bodies reveals dependencies not apparent from the graph structure alone.</w:t>
+      </w:r>
+    </w:p>
+    <w:p>
+      <w:pPr>
+        <w:keepNext w:val="0"/>
+        <w:spacing w:before="0" w:after="120" w:lineRule="auto" w:line="360"/>
+        <w:ind w:firstLine="709"/>
+        <w:jc w:val="left"/>
+      </w:pPr>
+      <w:r>
+        <w:rPr>
+          <w:rFonts w:ascii="Times New Roman" w:hAnsi="Times New Roman"/>
+          <w:b w:val="0"/>
+          <w:i w:val="0"/>
+          <w:sz w:val="24"/>
+        </w:rPr>
+        <w:t>NOTE FOR DOCUMENT: Insert Figure 5.1 here - a grouped bar chart with five scenario groups on the x-axis. Each group has three bars: Baseline (red), Context-Augmented (blue), Agent (green). Y-axis is F1 score 0.0-1.0. Scenario labels on x-axis: ensure, parse_number, cJSON_strdup, cJSON_GetObjectItem, print_value. Horizontal dashed lines at 0.256 (Baseline avg), 0.656 (Context-Augmented avg), 0.784 (Agent avg). Title: 'Real-World F1 Scores by Scenario (cJSON, GPT-4o)'.</w:t>
+      </w:r>
+    </w:p>
+    <w:p>
+      <w:pPr>
+        <w:keepNext w:val="0"/>
+        <w:spacing w:before="0" w:after="120" w:lineRule="auto" w:line="360"/>
+        <w:ind w:firstLine="709"/>
+        <w:jc w:val="left"/>
+      </w:pPr>
+      <w:r>
+        <w:rPr>
+          <w:rFonts w:ascii="Times New Roman" w:hAnsi="Times New Roman"/>
+          <w:b w:val="0"/>
+          <w:i w:val="0"/>
+          <w:sz w:val="24"/>
+        </w:rPr>
+        <w:t>NOTE FOR DOCUMENT: Insert Figure 5.2 here - a grouped bar chart showing F1 score per project for all 50 synthetic projects. Two bars per project: orange for Baseline, blue for Context-Augmented. Sorted by Context-Augmented F1 descending. Include horizontal dashed lines at F1=0.531 (Baseline avg) and F1=0.981 (Context-Augmented avg). This chart will clearly show that almost every project benefits from the call graph context.</w:t>
       </w:r>
     </w:p>
     <w:p>
@@ -4326,7 +5338,7 @@
           <w:i w:val="0"/>
           <w:sz w:val="24"/>
         </w:rPr>
-        <w:t>The main finding - that adding call graph context improves F1 from 0.52 to 0.98 - is a strong result in practical terms. An impact analysis tool with F1 = 0.52 is not much more reliable than a naive approach. A developer using such a tool would need to independently verify its predictions to avoid missing affected functions. At F1 = 0.98, the tool is accurate enough that a developer can act on its output with reasonable confidence, needing to second-guess it only in projects with heavy use of function pointers or macros.</w:t>
+        <w:t>The synthetic benchmark establishes the baseline finding: adding call graph context improves F1 from 0.531 to 0.981, a gain of +0.45 F1 points. On these small, well-structured projects the Agent and Context-Augmented approaches produce equivalent detection quality (0.980 vs 0.981), because the call graph context already fits in the prompt and the agent has nothing additional to discover from reading function bodies.</w:t>
       </w:r>
     </w:p>
     <w:p>
@@ -4343,7 +5355,7 @@
           <w:i w:val="0"/>
           <w:sz w:val="24"/>
         </w:rPr>
-        <w:t>The fact that both GPT-4o and Claude Sonnet 4 produce essentially the same improvement has an important implication: the bottleneck for impact analysis is not LLM reasoning capability but information availability. Both models already have sufficient capability to trace call relationships correctly when those relationships are explicitly provided. The question of which model to use is therefore primarily a cost and latency question rather than an accuracy question.</w:t>
+        <w:t>The real-world cJSON evaluation reveals a different picture. At 116 functions with multi-hop transitive dependencies, the Context-Augmented Approach achieves F1 = 0.656 while the Agent achieves F1 = 0.784 - a +0.128 advantage for the agent. This gap opens because the static call graph context lists function names and edges but does not convey which callers are semantically critical. The agent closes this gap by reading actual implementations: in scenario 03 (cJSON_strdup) it recognises that the string duplication result propagates through add_item_to_object to the entire object-creation chain, and lists 19 of 22 affected functions correctly vs. 7 for the Context-Augmented Approach.</w:t>
       </w:r>
     </w:p>
     <w:p>
@@ -4360,7 +5372,7 @@
           <w:i w:val="0"/>
           <w:sz w:val="24"/>
         </w:rPr>
-        <w:t>The Agent-Based Approach adds a third capability beyond what the Context-Augmented Approach provides. By reading function implementations directly, the agent can reason about the quality of impact - not just which functions are affected, but how seriously. In our cJSON demonstration, the agent correctly identified that a removed null check was LOW risk because the primary caller already performs that check, while the Diff-only approach rated the same change as HIGH severity. This kind of nuanced assessment requires reading the actual code, not just knowing the call graph structure.</w:t>
+        <w:t>The contrast between the two evaluations illustrates when each approach is appropriate. For small projects with shallow call graphs (typical of academic or component-level code), the Context-Augmented Approach is sufficient - it achieves near-perfect accuracy at one-tenth the cost of an agent run. For larger production codebases with deep call trees and many callers per function, the Agent-Based Approach provides meaningful additional benefit by reading the code rather than reasoning only from graph structure.</w:t>
       </w:r>
     </w:p>
     <w:p>
@@ -4377,7 +5389,41 @@
           <w:i w:val="0"/>
           <w:sz w:val="24"/>
         </w:rPr>
-        <w:t>NOTE FOR DOCUMENT: Insert Figure 5.2 here - a precision-recall scatter plot with one point per project. Orange dots for Baseline, blue dots for Context-Augmented. The Baseline dots should be spread widely across the space, while Context-Augmented dots should cluster tightly near (1.0, 1.0). Include a dashed diagonal line for reference.</w:t>
+        <w:t>The fact that the bottleneck for the Context-Augmented Approach on the synthetic benchmark is information availability, not reasoning capability, has a practical implication: the question of which model to use is primarily a cost and latency question rather than an accuracy question, provided the call graph context is supplied. This holds for GPT-4o and Claude Sonnet 4 alike.</w:t>
+      </w:r>
+    </w:p>
+    <w:p>
+      <w:pPr>
+        <w:keepNext w:val="0"/>
+        <w:spacing w:before="0" w:after="120" w:lineRule="auto" w:line="360"/>
+        <w:ind w:firstLine="709"/>
+        <w:jc w:val="left"/>
+      </w:pPr>
+      <w:r>
+        <w:rPr>
+          <w:rFonts w:ascii="Times New Roman" w:hAnsi="Times New Roman"/>
+          <w:b w:val="0"/>
+          <w:i w:val="0"/>
+          <w:sz w:val="24"/>
+        </w:rPr>
+        <w:t>The Agent-Based Approach adds a third dimension beyond impact detection: it can reason about the quality and severity of impact. By reading function implementations directly, the agent identifies not just which functions are transitively affected, but whether the impact constitutes an actual bug or risk. In scenario 01 (ensure), the agent correctly assessed the buffer growth change as MEDIUM severity rather than the Baseline's HIGH, because reading the implementation revealed that the change would cause performance degradation through more frequent reallocations rather than immediate data corruption. This kind of nuanced assessment requires reading actual code, not just knowing the call graph structure.</w:t>
+      </w:r>
+    </w:p>
+    <w:p>
+      <w:pPr>
+        <w:keepNext w:val="0"/>
+        <w:spacing w:before="0" w:after="120" w:lineRule="auto" w:line="360"/>
+        <w:ind w:firstLine="709"/>
+        <w:jc w:val="left"/>
+      </w:pPr>
+      <w:r>
+        <w:rPr>
+          <w:rFonts w:ascii="Times New Roman" w:hAnsi="Times New Roman"/>
+          <w:b w:val="0"/>
+          <w:i w:val="0"/>
+          <w:sz w:val="24"/>
+        </w:rPr>
+        <w:t>NOTE FOR DOCUMENT: Insert Figure 5.3 here - a precision-recall scatter plot with one point per project. Orange dots for Baseline, blue dots for Context-Augmented. The Baseline dots should be spread widely across the space, while Context-Augmented dots should cluster tightly near (1.0, 1.0). Include a dashed diagonal line for reference.</w:t>
       </w:r>
     </w:p>
     <w:p>
@@ -4482,7 +5528,7 @@
           <w:i w:val="0"/>
           <w:sz w:val="24"/>
         </w:rPr>
-        <w:t>Second, we quantified the impact of providing call graph context to an LLM on impact analysis accuracy. The Context-Augmented Approach achieves average F1 = 0.981 across 50 open-source C projects. The Baseline Approach achieves average F1 = 0.531. The Agent-Based Approach achieves F1 = 0.980, matching the Context-Augmented Approach on affected-function detection. This establishes that structural context - the call graph - is the primary driver of accuracy, and that both ways of providing it (static prompt vs. interactive tool calls) produce equivalent detection quality.</w:t>
+        <w:t>Second, we quantified the impact of providing call graph context on analysis accuracy across two evaluation settings. On 50 synthetic benchmark projects, the Baseline Approach averages F1 = 0.531, the Context-Augmented Approach averages F1 = 0.981, and the Agent-Based Approach averages F1 = 0.980. On five real-world cJSON scenarios (116 functions, multi-hop transitive dependencies), the Baseline averages F1 = 0.256, Context-Augmented averages F1 = 0.656, and the Agent averages F1 = 0.784. The real-world evaluation demonstrates that the agent's advantage grows with code complexity: on cJSON_strdup (22 transitive callers), the agent achieves F1 = 0.905 vs. F1 = 0.467 for the Context-Augmented Approach.</w:t>
       </w:r>
     </w:p>
     <w:p>
@@ -4499,7 +5545,7 @@
           <w:i w:val="0"/>
           <w:sz w:val="24"/>
         </w:rPr>
-        <w:t>Third, we implemented and demonstrated an agent-based approach that goes beyond static context provision by allowing the LLM to read function implementations directly. This enables severity reasoning - the agent can determine not just which functions are affected but whether the impact actually constitutes a bug or risk, based on reading the real code. This is qualitatively different from what the single-call approaches can do.</w:t>
+        <w:t>Third, we implemented and demonstrated that the agent-based approach provides qualitatively different analysis compared to single-call approaches. By reading function implementations directly, the agent reasons about the severity and nature of impact - not just which functions are in the blast radius but why and how severely they are affected. This capability is unique to the agent: neither the Baseline nor the Context-Augmented Approach can distinguish between a change that causes data corruption and one that causes only a performance regression, because they never read the actual code.</w:t>
       </w:r>
     </w:p>
     <w:p>
@@ -4566,7 +5612,7 @@
           <w:i w:val="0"/>
           <w:sz w:val="24"/>
         </w:rPr>
-        <w:t>The agent evaluation was conducted as a qualitative demonstration rather than a systematic benchmark. Agent runs are slower and more expensive than single-call runs, making large-scale evaluation across all 50 projects costly. A full benchmark comparing all three approaches on the same dataset would strengthen the claims about agent performance.</w:t>
+        <w:t>The agent evaluation on real-world code covers only five cJSON scenarios. While these scenarios span a range of blast radii and cover both the print and parse subsystems, they represent a single project with a single coding style. A broader evaluation across multiple real-world projects would strengthen the claims about agent performance in general.</w:t>
       </w:r>
     </w:p>
     <w:p>
@@ -4616,7 +5662,7 @@
           <w:i w:val="0"/>
           <w:sz w:val="24"/>
         </w:rPr>
-        <w:t>Several directions for future work follow naturally from the limitations described above. The most direct extension is to evaluate all three approaches on the same dataset to get a complete quantitative picture. This would require running the agent on all 50 projects, which is feasible given the low per-analysis cost but was outside the scope of the current work.</w:t>
+        <w:t>Several directions for future work follow naturally from the limitations described above. The most direct extension is to scale the real-world evaluation to additional open-source C projects beyond cJSON. Projects such as SQLite, libpng, or zlib would provide larger call graphs and more diverse coding styles, allowing a more general assessment of how the agent advantage scales with code complexity. This would also enable statistical significance testing across the three approaches.</w:t>
       </w:r>
     </w:p>
     <w:p>
